--- a/hands-on1-vsc.docx
+++ b/hands-on1-vsc.docx
@@ -60,49 +60,7 @@
           <w:szCs w:val="24"/>
           <w:lang w:val="en-US"/>
         </w:rPr>
-        <w:t xml:space="preserve">Save a file </w:t>
-      </w:r>
-      <w:hyperlink r:id="rId6" w:history="1">
-        <w:r>
-          <w:rPr>
-            <w:rStyle w:val="Hyperlink"/>
-            <w:rFonts w:ascii="Arial" w:hAnsi="Arial" w:cs="Arial"/>
-            <w:sz w:val="24"/>
-            <w:szCs w:val="24"/>
-            <w:lang w:val="en-US"/>
-          </w:rPr>
-          <w:t>https://raw.githubusercontent.com/hpcleuven/Linux-intro/master/tabel.dat</w:t>
-        </w:r>
-      </w:hyperlink>
-    </w:p>
-    <w:p>
-      <w:pPr>
-        <w:pStyle w:val="ListParagraph"/>
-        <w:spacing w:after="0"/>
-        <w:rPr>
-          <w:rFonts w:ascii="Arial" w:hAnsi="Arial" w:cs="Arial"/>
-          <w:sz w:val="24"/>
-          <w:szCs w:val="24"/>
-          <w:lang w:val="en-US"/>
-        </w:rPr>
-      </w:pPr>
-      <w:r>
-        <w:rPr>
-          <w:rFonts w:ascii="Arial" w:hAnsi="Arial" w:cs="Arial"/>
-          <w:sz w:val="24"/>
-          <w:szCs w:val="24"/>
-          <w:lang w:val="en-US"/>
-        </w:rPr>
-        <w:t>to</w:t>
-      </w:r>
-      <w:r>
-        <w:rPr>
-          <w:rFonts w:ascii="Arial" w:hAnsi="Arial" w:cs="Arial"/>
-          <w:sz w:val="24"/>
-          <w:szCs w:val="24"/>
-          <w:lang w:val="en-US"/>
-        </w:rPr>
-        <w:t xml:space="preserve"> your computer in Downloads directory. </w:t>
+        <w:t>Run desktop app on the cluster</w:t>
       </w:r>
     </w:p>
     <w:p>
@@ -127,20 +85,17 @@
           <w:szCs w:val="24"/>
           <w:lang w:val="en-US"/>
         </w:rPr>
-        <w:t>Connect to the cluster through NX (</w:t>
-      </w:r>
-      <w:hyperlink r:id="rId7" w:history="1">
-        <w:r>
-          <w:rPr>
-            <w:rStyle w:val="Hyperlink"/>
-            <w:rFonts w:ascii="Arial" w:hAnsi="Arial" w:cs="Arial"/>
-            <w:sz w:val="24"/>
-            <w:szCs w:val="24"/>
-            <w:lang w:val="en-US"/>
-          </w:rPr>
-          <w:t>https://docs.vscentrum.be/access/nx_start_guide.html</w:t>
-        </w:r>
-      </w:hyperlink>
+        <w:t>Create a file that contains current date (</w:t>
+      </w:r>
+      <w:r>
+        <w:rPr>
+          <w:rFonts w:ascii="Courier New" w:hAnsi="Courier New" w:cs="Courier New"/>
+          <w:sz w:val="24"/>
+          <w:szCs w:val="24"/>
+          <w:lang w:val="en-US"/>
+        </w:rPr>
+        <w:t>date &gt;&gt; date.txt</w:t>
+      </w:r>
       <w:r>
         <w:rPr>
           <w:rFonts w:ascii="Arial" w:hAnsi="Arial" w:cs="Arial"/>
@@ -173,7 +128,34 @@
           <w:szCs w:val="24"/>
           <w:lang w:val="en-US"/>
         </w:rPr>
-        <w:t>Open table.dat file in NX.</w:t>
+        <w:t>R</w:t>
+      </w:r>
+      <w:r>
+        <w:rPr>
+          <w:rFonts w:ascii="Arial" w:hAnsi="Arial" w:cs="Arial"/>
+          <w:sz w:val="24"/>
+          <w:szCs w:val="24"/>
+          <w:lang w:val="en-US"/>
+        </w:rPr>
+        <w:t>un mc (</w:t>
+      </w:r>
+      <w:r>
+        <w:rPr>
+          <w:rFonts w:ascii="Courier New" w:hAnsi="Courier New" w:cs="Courier New"/>
+          <w:sz w:val="24"/>
+          <w:szCs w:val="24"/>
+          <w:lang w:val="en-US"/>
+        </w:rPr>
+        <w:t>mc</w:t>
+      </w:r>
+      <w:r>
+        <w:rPr>
+          <w:rFonts w:ascii="Arial" w:hAnsi="Arial" w:cs="Arial"/>
+          <w:sz w:val="24"/>
+          <w:szCs w:val="24"/>
+          <w:lang w:val="en-US"/>
+        </w:rPr>
+        <w:t>)</w:t>
       </w:r>
     </w:p>
     <w:p>
@@ -198,7 +180,7 @@
           <w:szCs w:val="24"/>
           <w:lang w:val="en-US"/>
         </w:rPr>
-        <w:t>Connect to the cluster with putty/SSH or open a terminal in NX</w:t>
+        <w:t>In mc create the directory mytest</w:t>
       </w:r>
     </w:p>
     <w:p>
@@ -223,25 +205,7 @@
           <w:szCs w:val="24"/>
           <w:lang w:val="en-US"/>
         </w:rPr>
-        <w:t>Create a file that contains current date (</w:t>
-      </w:r>
-      <w:r>
-        <w:rPr>
-          <w:rFonts w:ascii="Courier New" w:hAnsi="Courier New" w:cs="Courier New"/>
-          <w:sz w:val="24"/>
-          <w:szCs w:val="24"/>
-          <w:lang w:val="en-US"/>
-        </w:rPr>
-        <w:t>date &gt;&gt; date.txt</w:t>
-      </w:r>
-      <w:r>
-        <w:rPr>
-          <w:rFonts w:ascii="Arial" w:hAnsi="Arial" w:cs="Arial"/>
-          <w:sz w:val="24"/>
-          <w:szCs w:val="24"/>
-          <w:lang w:val="en-US"/>
-        </w:rPr>
-        <w:t>)</w:t>
+        <w:t>In mc copy date.txt into mytest dir/date1.txt</w:t>
       </w:r>
     </w:p>
     <w:p>
@@ -266,34 +230,7 @@
           <w:szCs w:val="24"/>
           <w:lang w:val="en-US"/>
         </w:rPr>
-        <w:t>R</w:t>
-      </w:r>
-      <w:r>
-        <w:rPr>
-          <w:rFonts w:ascii="Arial" w:hAnsi="Arial" w:cs="Arial"/>
-          <w:sz w:val="24"/>
-          <w:szCs w:val="24"/>
-          <w:lang w:val="en-US"/>
-        </w:rPr>
-        <w:t>un mc (</w:t>
-      </w:r>
-      <w:r>
-        <w:rPr>
-          <w:rFonts w:ascii="Courier New" w:hAnsi="Courier New" w:cs="Courier New"/>
-          <w:sz w:val="24"/>
-          <w:szCs w:val="24"/>
-          <w:lang w:val="en-US"/>
-        </w:rPr>
-        <w:t>mc</w:t>
-      </w:r>
-      <w:r>
-        <w:rPr>
-          <w:rFonts w:ascii="Arial" w:hAnsi="Arial" w:cs="Arial"/>
-          <w:sz w:val="24"/>
-          <w:szCs w:val="24"/>
-          <w:lang w:val="en-US"/>
-        </w:rPr>
-        <w:t>)</w:t>
+        <w:t>In mc move date.txt into mytest dir</w:t>
       </w:r>
     </w:p>
     <w:p>
@@ -318,19 +255,8 @@
           <w:szCs w:val="24"/>
           <w:lang w:val="en-US"/>
         </w:rPr>
-        <w:t xml:space="preserve">In mc create the directory </w:t>
-      </w:r>
-      <w:proofErr w:type="spellStart"/>
-      <w:r>
-        <w:rPr>
-          <w:rFonts w:ascii="Arial" w:hAnsi="Arial" w:cs="Arial"/>
-          <w:sz w:val="24"/>
-          <w:szCs w:val="24"/>
-          <w:lang w:val="en-US"/>
-        </w:rPr>
-        <w:t>mytest</w:t>
-      </w:r>
-      <w:proofErr w:type="spellEnd"/>
+        <w:t>In mc remove the read by others permission from date.txt (tab file, chmod)</w:t>
+      </w:r>
     </w:p>
     <w:p>
       <w:pPr>
@@ -354,47 +280,7 @@
           <w:szCs w:val="24"/>
           <w:lang w:val="en-US"/>
         </w:rPr>
-        <w:t xml:space="preserve">In mc copy date.txt into </w:t>
-      </w:r>
-      <w:proofErr w:type="spellStart"/>
-      <w:r>
-        <w:rPr>
-          <w:rFonts w:ascii="Arial" w:hAnsi="Arial" w:cs="Arial"/>
-          <w:sz w:val="24"/>
-          <w:szCs w:val="24"/>
-          <w:lang w:val="en-US"/>
-        </w:rPr>
-        <w:t>mytest</w:t>
-      </w:r>
-      <w:proofErr w:type="spellEnd"/>
-      <w:r>
-        <w:rPr>
-          <w:rFonts w:ascii="Arial" w:hAnsi="Arial" w:cs="Arial"/>
-          <w:sz w:val="24"/>
-          <w:szCs w:val="24"/>
-          <w:lang w:val="en-US"/>
-        </w:rPr>
-        <w:t xml:space="preserve"> </w:t>
-      </w:r>
-      <w:proofErr w:type="spellStart"/>
-      <w:r>
-        <w:rPr>
-          <w:rFonts w:ascii="Arial" w:hAnsi="Arial" w:cs="Arial"/>
-          <w:sz w:val="24"/>
-          <w:szCs w:val="24"/>
-          <w:lang w:val="en-US"/>
-        </w:rPr>
-        <w:t>dir</w:t>
-      </w:r>
-      <w:proofErr w:type="spellEnd"/>
-      <w:r>
-        <w:rPr>
-          <w:rFonts w:ascii="Arial" w:hAnsi="Arial" w:cs="Arial"/>
-          <w:sz w:val="24"/>
-          <w:szCs w:val="24"/>
-          <w:lang w:val="en-US"/>
-        </w:rPr>
-        <w:t>/date1.txt</w:t>
+        <w:t>In mc compress the directory mytest into mytest.tar.gz (use F2 menu)</w:t>
       </w:r>
     </w:p>
     <w:p>
@@ -419,39 +305,8 @@
           <w:szCs w:val="24"/>
           <w:lang w:val="en-US"/>
         </w:rPr>
-        <w:t xml:space="preserve">In mc move date.txt into </w:t>
-      </w:r>
-      <w:proofErr w:type="spellStart"/>
-      <w:r>
-        <w:rPr>
-          <w:rFonts w:ascii="Arial" w:hAnsi="Arial" w:cs="Arial"/>
-          <w:sz w:val="24"/>
-          <w:szCs w:val="24"/>
-          <w:lang w:val="en-US"/>
-        </w:rPr>
-        <w:t>mytest</w:t>
-      </w:r>
-      <w:proofErr w:type="spellEnd"/>
-      <w:r>
-        <w:rPr>
-          <w:rFonts w:ascii="Arial" w:hAnsi="Arial" w:cs="Arial"/>
-          <w:sz w:val="24"/>
-          <w:szCs w:val="24"/>
-          <w:lang w:val="en-US"/>
-        </w:rPr>
-        <w:t xml:space="preserve"> </w:t>
-      </w:r>
-      <w:proofErr w:type="spellStart"/>
-      <w:r>
-        <w:rPr>
-          <w:rFonts w:ascii="Arial" w:hAnsi="Arial" w:cs="Arial"/>
-          <w:sz w:val="24"/>
-          <w:szCs w:val="24"/>
-          <w:lang w:val="en-US"/>
-        </w:rPr>
-        <w:t>dir</w:t>
-      </w:r>
-      <w:proofErr w:type="spellEnd"/>
+        <w:t>In mc check the content of mytest.tar.gz</w:t>
+      </w:r>
     </w:p>
     <w:p>
       <w:pPr>
@@ -475,134 +330,8 @@
           <w:szCs w:val="24"/>
           <w:lang w:val="en-US"/>
         </w:rPr>
-        <w:t xml:space="preserve">In mc remove the read by others permission from date.txt (tab file, </w:t>
-      </w:r>
-      <w:proofErr w:type="spellStart"/>
-      <w:r>
-        <w:rPr>
-          <w:rFonts w:ascii="Arial" w:hAnsi="Arial" w:cs="Arial"/>
-          <w:sz w:val="24"/>
-          <w:szCs w:val="24"/>
-          <w:lang w:val="en-US"/>
-        </w:rPr>
-        <w:t>chmod</w:t>
-      </w:r>
-      <w:proofErr w:type="spellEnd"/>
-      <w:r>
-        <w:rPr>
-          <w:rFonts w:ascii="Arial" w:hAnsi="Arial" w:cs="Arial"/>
-          <w:sz w:val="24"/>
-          <w:szCs w:val="24"/>
-          <w:lang w:val="en-US"/>
-        </w:rPr>
-        <w:t>)</w:t>
-      </w:r>
-    </w:p>
-    <w:p>
-      <w:pPr>
-        <w:pStyle w:val="ListParagraph"/>
-        <w:numPr>
-          <w:ilvl w:val="0"/>
-          <w:numId w:val="3"/>
-        </w:numPr>
-        <w:spacing w:after="0"/>
-        <w:rPr>
-          <w:rFonts w:ascii="Arial" w:hAnsi="Arial" w:cs="Arial"/>
-          <w:sz w:val="24"/>
-          <w:szCs w:val="24"/>
-          <w:lang w:val="en-US"/>
-        </w:rPr>
-      </w:pPr>
-      <w:r>
-        <w:rPr>
-          <w:rFonts w:ascii="Arial" w:hAnsi="Arial" w:cs="Arial"/>
-          <w:sz w:val="24"/>
-          <w:szCs w:val="24"/>
-          <w:lang w:val="en-US"/>
-        </w:rPr>
-        <w:t xml:space="preserve">In mc compress the directory </w:t>
-      </w:r>
-      <w:proofErr w:type="spellStart"/>
-      <w:r>
-        <w:rPr>
-          <w:rFonts w:ascii="Arial" w:hAnsi="Arial" w:cs="Arial"/>
-          <w:sz w:val="24"/>
-          <w:szCs w:val="24"/>
-          <w:lang w:val="en-US"/>
-        </w:rPr>
-        <w:t>mytest</w:t>
-      </w:r>
-      <w:proofErr w:type="spellEnd"/>
-      <w:r>
-        <w:rPr>
-          <w:rFonts w:ascii="Arial" w:hAnsi="Arial" w:cs="Arial"/>
-          <w:sz w:val="24"/>
-          <w:szCs w:val="24"/>
-          <w:lang w:val="en-US"/>
-        </w:rPr>
-        <w:t xml:space="preserve"> into mytest.tar.gz (use F2 menu)</w:t>
-      </w:r>
-    </w:p>
-    <w:p>
-      <w:pPr>
-        <w:pStyle w:val="ListParagraph"/>
-        <w:numPr>
-          <w:ilvl w:val="0"/>
-          <w:numId w:val="3"/>
-        </w:numPr>
-        <w:spacing w:after="0"/>
-        <w:rPr>
-          <w:rFonts w:ascii="Arial" w:hAnsi="Arial" w:cs="Arial"/>
-          <w:sz w:val="24"/>
-          <w:szCs w:val="24"/>
-          <w:lang w:val="en-US"/>
-        </w:rPr>
-      </w:pPr>
-      <w:r>
-        <w:rPr>
-          <w:rFonts w:ascii="Arial" w:hAnsi="Arial" w:cs="Arial"/>
-          <w:sz w:val="24"/>
-          <w:szCs w:val="24"/>
-          <w:lang w:val="en-US"/>
-        </w:rPr>
-        <w:t>In mc check the content of mytest.tar.gz</w:t>
-      </w:r>
-    </w:p>
-    <w:p>
-      <w:pPr>
-        <w:pStyle w:val="ListParagraph"/>
-        <w:numPr>
-          <w:ilvl w:val="0"/>
-          <w:numId w:val="3"/>
-        </w:numPr>
-        <w:spacing w:after="0"/>
-        <w:rPr>
-          <w:rFonts w:ascii="Arial" w:hAnsi="Arial" w:cs="Arial"/>
-          <w:sz w:val="24"/>
-          <w:szCs w:val="24"/>
-          <w:lang w:val="en-US"/>
-        </w:rPr>
-      </w:pPr>
-      <w:r>
-        <w:rPr>
-          <w:rFonts w:ascii="Arial" w:hAnsi="Arial" w:cs="Arial"/>
-          <w:sz w:val="24"/>
-          <w:szCs w:val="24"/>
-          <w:lang w:val="en-US"/>
-        </w:rPr>
-        <w:t xml:space="preserve">In mc remove mytest.tar.gz and </w:t>
-      </w:r>
-      <w:proofErr w:type="spellStart"/>
-      <w:r>
-        <w:rPr>
-          <w:rFonts w:ascii="Arial" w:hAnsi="Arial" w:cs="Arial"/>
-          <w:sz w:val="24"/>
-          <w:szCs w:val="24"/>
-          <w:lang w:val="en-US"/>
-        </w:rPr>
-        <w:t>mytest</w:t>
-      </w:r>
-      <w:proofErr w:type="spellEnd"/>
+        <w:t>In mc remove mytest.tar.gz and mytest</w:t>
+      </w:r>
     </w:p>
     <w:p>
       <w:pPr>
